--- a/pr-preview/pr-311/functions-tracked-changes.docx
+++ b/pr-preview/pr-311/functions-tracked-changes.docx
@@ -18,7 +18,7 @@
       </w:pPr>
       <w:ins w:id="2" w:author="PR Preview" w:date="2026-01-01T00:00:00Z">
         <w:r>
-          <w:t xml:space="preserve">Last modified: 2026-10-15 13:56:31 (PDT)</w:t>
+          <w:t xml:space="preserve">Last modified: 2026-10-15 15:23:10 (PDT)</w:t>
         </w:r>
       </w:ins>
     </w:p>
@@ -8330,81 +8330,81 @@
           </m:rPr>
           <m:t>=</m:t>
         </m:r>
-        <m:r>
-          <m:t>​</m:t>
-        </m:r>
-        <m:d>
-          <m:dPr>
-            <m:begChr m:val="("/>
-            <m:sepChr m:val=""/>
-            <m:endChr m:val=")"/>
-            <m:grow/>
-          </m:dPr>
-          <m:e>
-            <m:sSub>
-              <m:e>
-                <m:r>
-                  <m:t>x</m:t>
-                </m:r>
-              </m:e>
-              <m:sub>
-                <m:r>
-                  <m:t>1</m:t>
-                </m:r>
-              </m:sub>
-            </m:sSub>
-            <m:r>
-              <m:rPr>
-                <m:sty m:val="p"/>
-              </m:rPr>
-              <m:t>,</m:t>
-            </m:r>
-            <m:sSub>
-              <m:e>
-                <m:r>
-                  <m:t>x</m:t>
-                </m:r>
-              </m:e>
-              <m:sub>
-                <m:r>
-                  <m:t>2</m:t>
-                </m:r>
-              </m:sub>
-            </m:sSub>
-            <m:r>
-              <m:rPr>
-                <m:sty m:val="p"/>
-              </m:rPr>
-              <m:t>,</m:t>
-            </m:r>
-            <m:r>
-              <m:rPr>
-                <m:sty m:val="p"/>
-              </m:rPr>
-              <m:t>…</m:t>
-            </m:r>
-            <m:r>
-              <m:rPr>
-                <m:sty m:val="p"/>
-              </m:rPr>
-              <m:t>,</m:t>
-            </m:r>
-            <m:sSub>
-              <m:e>
-                <m:r>
-                  <m:t>x</m:t>
-                </m:r>
-              </m:e>
-              <m:sub>
-                <m:r>
-                  <m:t>n</m:t>
-                </m:r>
-              </m:sub>
-            </m:sSub>
-          </m:e>
-        </m:d>
         <m:sSup>
           <m:e>
+            <m:r>
+              <m:t>​</m:t>
+            </m:r>
+            <m:d>
+              <m:dPr>
+                <m:begChr m:val="("/>
+                <m:sepChr m:val=""/>
+                <m:endChr m:val=")"/>
+                <m:grow/>
+              </m:dPr>
+              <m:e>
+                <m:sSub>
+                  <m:e>
+                    <m:r>
+                      <m:t>x</m:t>
+                    </m:r>
+                  </m:e>
+                  <m:sub>
+                    <m:r>
+                      <m:t>1</m:t>
+                    </m:r>
+                  </m:sub>
+                </m:sSub>
+                <m:r>
+                  <m:rPr>
+                    <m:sty m:val="p"/>
+                  </m:rPr>
+                  <m:t>,</m:t>
+                </m:r>
+                <m:sSub>
+                  <m:e>
+                    <m:r>
+                      <m:t>x</m:t>
+                    </m:r>
+                  </m:e>
+                  <m:sub>
+                    <m:r>
+                      <m:t>2</m:t>
+                    </m:r>
+                  </m:sub>
+                </m:sSub>
+                <m:r>
+                  <m:rPr>
+                    <m:sty m:val="p"/>
+                  </m:rPr>
+                  <m:t>,</m:t>
+                </m:r>
+                <m:r>
+                  <m:rPr>
+                    <m:sty m:val="p"/>
+                  </m:rPr>
+                  <m:t>…</m:t>
+                </m:r>
+                <m:r>
+                  <m:rPr>
+                    <m:sty m:val="p"/>
+                  </m:rPr>
+                  <m:t>,</m:t>
+                </m:r>
+                <m:sSub>
+                  <m:e>
+                    <m:r>
+                      <m:t>x</m:t>
+                    </m:r>
+                  </m:e>
+                  <m:sub>
+                    <m:r>
+                      <m:t>n</m:t>
+                    </m:r>
+                  </m:sub>
+                </m:sSub>
+              </m:e>
+            </m:d>
             <m:r>
               <m:t>​</m:t>
             </m:r>
@@ -8684,126 +8684,126 @@
             </m:rPr>
             <m:t>=</m:t>
           </m:r>
-          <m:r>
-            <m:t>​</m:t>
-          </m:r>
-          <m:d>
-            <m:dPr>
-              <m:begChr m:val="("/>
-              <m:sepChr m:val=""/>
-              <m:endChr m:val=")"/>
-              <m:grow/>
-            </m:dPr>
+          <m:sSup>
             <m:e>
               <m:r>
-                <m:t>f</m:t>
+                <m:t>​</m:t>
               </m:r>
-              <m:r>
-                <m:rPr>
-                  <m:sty m:val="p"/>
-                </m:rPr>
-                <m:t>(</m:t>
-              </m:r>
-              <m:sSub>
+              <m:d>
+                <m:dPr>
+                  <m:begChr m:val="("/>
+                  <m:sepChr m:val=""/>
+                  <m:endChr m:val=")"/>
+                  <m:grow/>
+                </m:dPr>
                 <m:e>
                   <m:r>
-                    <m:t>x</m:t>
+                    <m:t>f</m:t>
+                  </m:r>
+                  <m:r>
+                    <m:rPr>
+                      <m:sty m:val="p"/>
+                    </m:rPr>
+                    <m:t>(</m:t>
+                  </m:r>
+                  <m:sSub>
+                    <m:e>
+                      <m:r>
+                        <m:t>x</m:t>
+                      </m:r>
+                    </m:e>
+                    <m:sub>
+                      <m:r>
+                        <m:t>1</m:t>
+                      </m:r>
+                    </m:sub>
+                  </m:sSub>
+                  <m:r>
+                    <m:rPr>
+                      <m:sty m:val="p"/>
+                    </m:rPr>
+                    <m:t>)</m:t>
+                  </m:r>
+                  <m:r>
+                    <m:rPr>
+                      <m:sty m:val="p"/>
+                    </m:rPr>
+                    <m:t>,</m:t>
+                  </m:r>
+                  <m:r>
+                    <m:t>f</m:t>
+                  </m:r>
+                  <m:r>
+                    <m:rPr>
+                      <m:sty m:val="p"/>
+                    </m:rPr>
+                    <m:t>(</m:t>
+                  </m:r>
+                  <m:sSub>
+                    <m:e>
+                      <m:r>
+                        <m:t>x</m:t>
+                      </m:r>
+                    </m:e>
+                    <m:sub>
+                      <m:r>
+                        <m:t>2</m:t>
+                      </m:r>
+                    </m:sub>
+                  </m:sSub>
+                  <m:r>
+                    <m:rPr>
+                      <m:sty m:val="p"/>
+                    </m:rPr>
+                    <m:t>)</m:t>
+                  </m:r>
+                  <m:r>
+                    <m:rPr>
+                      <m:sty m:val="p"/>
+                    </m:rPr>
+                    <m:t>,</m:t>
+                  </m:r>
+                  <m:r>
+                    <m:rPr>
+                      <m:sty m:val="p"/>
+                    </m:rPr>
+                    <m:t>…</m:t>
+                  </m:r>
+                  <m:r>
+                    <m:rPr>
+                      <m:sty m:val="p"/>
+                    </m:rPr>
+                    <m:t>,</m:t>
+                  </m:r>
+                  <m:r>
+                    <m:t>f</m:t>
+                  </m:r>
+                  <m:r>
+                    <m:rPr>
+                      <m:sty m:val="p"/>
+                    </m:rPr>
+                    <m:t>(</m:t>
+                  </m:r>
+                  <m:sSub>
+                    <m:e>
+                      <m:r>
+                        <m:t>x</m:t>
+                      </m:r>
+                    </m:e>
+                    <m:sub>
+                      <m:r>
+                        <m:t>n</m:t>
+                      </m:r>
+                    </m:sub>
+                  </m:sSub>
+                  <m:r>
+                    <m:rPr>
+                      <m:sty m:val="p"/>
+                    </m:rPr>
+                    <m:t>)</m:t>
                   </m:r>
                 </m:e>
-                <m:sub>
-                  <m:r>
-                    <m:t>1</m:t>
-                  </m:r>
-                </m:sub>
-              </m:sSub>
-              <m:r>
-                <m:rPr>
-                  <m:sty m:val="p"/>
-                </m:rPr>
-                <m:t>)</m:t>
-              </m:r>
-              <m:r>
-                <m:rPr>
-                  <m:sty m:val="p"/>
-                </m:rPr>
-                <m:t>,</m:t>
-              </m:r>
-              <m:r>
-                <m:t>f</m:t>
-              </m:r>
-              <m:r>
-                <m:rPr>
-                  <m:sty m:val="p"/>
-                </m:rPr>
-                <m:t>(</m:t>
-              </m:r>
-              <m:sSub>
-                <m:e>
-                  <m:r>
-                    <m:t>x</m:t>
-                  </m:r>
-                </m:e>
-                <m:sub>
-                  <m:r>
-                    <m:t>2</m:t>
-                  </m:r>
-                </m:sub>
-              </m:sSub>
-              <m:r>
-                <m:rPr>
-                  <m:sty m:val="p"/>
-                </m:rPr>
-                <m:t>)</m:t>
-              </m:r>
-              <m:r>
-                <m:rPr>
-                  <m:sty m:val="p"/>
-                </m:rPr>
-                <m:t>,</m:t>
-              </m:r>
-              <m:r>
-                <m:rPr>
-                  <m:sty m:val="p"/>
-                </m:rPr>
-                <m:t>…</m:t>
-              </m:r>
-              <m:r>
-                <m:rPr>
-                  <m:sty m:val="p"/>
-                </m:rPr>
-                <m:t>,</m:t>
-              </m:r>
-              <m:r>
-                <m:t>f</m:t>
-              </m:r>
-              <m:r>
-                <m:rPr>
-                  <m:sty m:val="p"/>
-                </m:rPr>
-                <m:t>(</m:t>
-              </m:r>
-              <m:sSub>
-                <m:e>
-                  <m:r>
-                    <m:t>x</m:t>
-                  </m:r>
-                </m:e>
-                <m:sub>
-                  <m:r>
-                    <m:t>n</m:t>
-                  </m:r>
-                </m:sub>
-              </m:sSub>
-              <m:r>
-                <m:rPr>
-                  <m:sty m:val="p"/>
-                </m:rPr>
-                <m:t>)</m:t>
-              </m:r>
-            </m:e>
-          </m:d>
-          <m:sSup>
-            <m:e>
+              </m:d>
               <m:r>
                 <m:t>​</m:t>
               </m:r>
@@ -9035,48 +9035,48 @@
           </m:rPr>
           <m:t>=</m:t>
         </m:r>
-        <m:r>
-          <m:t>​</m:t>
-        </m:r>
-        <m:d>
-          <m:dPr>
-            <m:begChr m:val="("/>
-            <m:sepChr m:val=""/>
-            <m:endChr m:val=")"/>
-            <m:grow/>
-          </m:dPr>
-          <m:e>
-            <m:r>
-              <m:rPr>
-                <m:sty m:val="p"/>
-              </m:rPr>
-              <m:t>−</m:t>
-            </m:r>
-            <m:r>
-              <m:t>1</m:t>
-            </m:r>
-            <m:r>
-              <m:rPr>
-                <m:sty m:val="p"/>
-              </m:rPr>
-              <m:t>,</m:t>
-            </m:r>
-            <m:r>
-              <m:t>0</m:t>
-            </m:r>
-            <m:r>
-              <m:rPr>
-                <m:sty m:val="p"/>
-              </m:rPr>
-              <m:t>,</m:t>
-            </m:r>
-            <m:r>
-              <m:t>2</m:t>
-            </m:r>
-          </m:e>
-        </m:d>
         <m:sSup>
           <m:e>
+            <m:r>
+              <m:t>​</m:t>
+            </m:r>
+            <m:d>
+              <m:dPr>
+                <m:begChr m:val="("/>
+                <m:sepChr m:val=""/>
+                <m:endChr m:val=")"/>
+                <m:grow/>
+              </m:dPr>
+              <m:e>
+                <m:r>
+                  <m:rPr>
+                    <m:sty m:val="p"/>
+                  </m:rPr>
+                  <m:t>−</m:t>
+                </m:r>
+                <m:r>
+                  <m:t>1</m:t>
+                </m:r>
+                <m:r>
+                  <m:rPr>
+                    <m:sty m:val="p"/>
+                  </m:rPr>
+                  <m:t>,</m:t>
+                </m:r>
+                <m:r>
+                  <m:t>0</m:t>
+                </m:r>
+                <m:r>
+                  <m:rPr>
+                    <m:sty m:val="p"/>
+                  </m:rPr>
+                  <m:t>,</m:t>
+                </m:r>
+                <m:r>
+                  <m:t>2</m:t>
+                </m:r>
+              </m:e>
+            </m:d>
             <m:r>
               <m:t>​</m:t>
             </m:r>
@@ -9301,75 +9301,75 @@
                 </m:rPr>
                 <m:t>=</m:t>
               </m:r>
-              <m:r>
-                <m:t>​</m:t>
-              </m:r>
-              <m:d>
-                <m:dPr>
-                  <m:begChr m:val="("/>
-                  <m:sepChr m:val=""/>
-                  <m:endChr m:val=")"/>
-                  <m:grow/>
-                </m:dPr>
+              <m:sSup>
                 <m:e>
-                  <m:sSup>
+                  <m:r>
+                    <m:t>​</m:t>
+                  </m:r>
+                  <m:d>
+                    <m:dPr>
+                      <m:begChr m:val="("/>
+                      <m:sepChr m:val=""/>
+                      <m:endChr m:val=")"/>
+                      <m:grow/>
+                    </m:dPr>
                     <m:e>
-                      <m:r>
-                        <m:t>e</m:t>
-                      </m:r>
-                    </m:e>
-                    <m:sup>
+                      <m:sSup>
+                        <m:e>
+                          <m:r>
+                            <m:t>e</m:t>
+                          </m:r>
+                        </m:e>
+                        <m:sup>
+                          <m:r>
+                            <m:rPr>
+                              <m:sty m:val="p"/>
+                            </m:rPr>
+                            <m:t>−</m:t>
+                          </m:r>
+                          <m:r>
+                            <m:t>1</m:t>
+                          </m:r>
+                        </m:sup>
+                      </m:sSup>
                       <m:r>
                         <m:rPr>
                           <m:sty m:val="p"/>
                         </m:rPr>
-                        <m:t>−</m:t>
+                        <m:t>,</m:t>
                       </m:r>
+                      <m:sSup>
+                        <m:e>
+                          <m:r>
+                            <m:t>e</m:t>
+                          </m:r>
+                        </m:e>
+                        <m:sup>
+                          <m:r>
+                            <m:t>0</m:t>
+                          </m:r>
+                        </m:sup>
+                      </m:sSup>
                       <m:r>
-                        <m:t>1</m:t>
+                        <m:rPr>
+                          <m:sty m:val="p"/>
+                        </m:rPr>
+                        <m:t>,</m:t>
                       </m:r>
-                    </m:sup>
-                  </m:sSup>
-                  <m:r>
-                    <m:rPr>
-                      <m:sty m:val="p"/>
-                    </m:rPr>
-                    <m:t>,</m:t>
-                  </m:r>
-                  <m:sSup>
-                    <m:e>
-                      <m:r>
-                        <m:t>e</m:t>
-                      </m:r>
+                      <m:sSup>
+                        <m:e>
+                          <m:r>
+                            <m:t>e</m:t>
+                          </m:r>
+                        </m:e>
+                        <m:sup>
+                          <m:r>
+                            <m:t>2</m:t>
+                          </m:r>
+                        </m:sup>
+                      </m:sSup>
                     </m:e>
-                    <m:sup>
-                      <m:r>
-                        <m:t>0</m:t>
-                      </m:r>
-                    </m:sup>
-                  </m:sSup>
-                  <m:r>
-                    <m:rPr>
-                      <m:sty m:val="p"/>
-                    </m:rPr>
-                    <m:t>,</m:t>
-                  </m:r>
-                  <m:sSup>
-                    <m:e>
-                      <m:r>
-                        <m:t>e</m:t>
-                      </m:r>
-                    </m:e>
-                    <m:sup>
-                      <m:r>
-                        <m:t>2</m:t>
-                      </m:r>
-                    </m:sup>
-                  </m:sSup>
-                </m:e>
-              </m:d>
-              <m:sSup>
-                <m:e>
+                  </m:d>
                   <m:r>
                     <m:t>​</m:t>
                   </m:r>
@@ -9440,102 +9440,102 @@
                 </m:rPr>
                 <m:t>=</m:t>
               </m:r>
-              <m:r>
-                <m:t>​</m:t>
-              </m:r>
-              <m:d>
-                <m:dPr>
-                  <m:begChr m:val="("/>
-                  <m:sepChr m:val=""/>
-                  <m:endChr m:val=")"/>
-                  <m:grow/>
-                </m:dPr>
+              <m:sSup>
                 <m:e>
                   <m:r>
-                    <m:rPr>
-                      <m:sty m:val="p"/>
-                    </m:rPr>
-                    <m:t>expit</m:t>
+                    <m:t>​</m:t>
                   </m:r>
-                  <m:r>
-                    <m:rPr>
-                      <m:sty m:val="p"/>
-                    </m:rPr>
-                    <m:t>(</m:t>
-                  </m:r>
-                  <m:r>
-                    <m:rPr>
-                      <m:sty m:val="p"/>
-                    </m:rPr>
-                    <m:t>−</m:t>
-                  </m:r>
-                  <m:r>
-                    <m:t>1</m:t>
-                  </m:r>
-                  <m:r>
-                    <m:rPr>
-                      <m:sty m:val="p"/>
-                    </m:rPr>
-                    <m:t>)</m:t>
-                  </m:r>
-                  <m:r>
-                    <m:rPr>
-                      <m:sty m:val="p"/>
-                    </m:rPr>
-                    <m:t>,</m:t>
-                  </m:r>
-                  <m:r>
-                    <m:rPr>
-                      <m:sty m:val="p"/>
-                    </m:rPr>
-                    <m:t>expit</m:t>
-                  </m:r>
-                  <m:r>
-                    <m:rPr>
-                      <m:sty m:val="p"/>
-                    </m:rPr>
-                    <m:t>(</m:t>
-                  </m:r>
-                  <m:r>
-                    <m:t>0</m:t>
-                  </m:r>
-                  <m:r>
-                    <m:rPr>
-                      <m:sty m:val="p"/>
-                    </m:rPr>
-                    <m:t>)</m:t>
-                  </m:r>
-                  <m:r>
-                    <m:rPr>
-                      <m:sty m:val="p"/>
-                    </m:rPr>
-                    <m:t>,</m:t>
-                  </m:r>
-                  <m:r>
-                    <m:rPr>
-                      <m:sty m:val="p"/>
-                    </m:rPr>
-                    <m:t>expit</m:t>
-                  </m:r>
-                  <m:r>
-                    <m:rPr>
-                      <m:sty m:val="p"/>
-                    </m:rPr>
-                    <m:t>(</m:t>
-                  </m:r>
-                  <m:r>
-                    <m:t>2</m:t>
-                  </m:r>
-                  <m:r>
-                    <m:rPr>
-                      <m:sty m:val="p"/>
-                    </m:rPr>
-                    <m:t>)</m:t>
-                  </m:r>
-                </m:e>
-              </m:d>
-              <m:sSup>
-                <m:e>
+                  <m:d>
+                    <m:dPr>
+                      <m:begChr m:val="("/>
+                      <m:sepChr m:val=""/>
+                      <m:endChr m:val=")"/>
+                      <m:grow/>
+                    </m:dPr>
+                    <m:e>
+                      <m:r>
+                        <m:rPr>
+                          <m:sty m:val="p"/>
+                        </m:rPr>
+                        <m:t>expit</m:t>
+                      </m:r>
+                      <m:r>
+                        <m:rPr>
+                          <m:sty m:val="p"/>
+                        </m:rPr>
+                        <m:t>(</m:t>
+                      </m:r>
+                      <m:r>
+                        <m:rPr>
+                          <m:sty m:val="p"/>
+                        </m:rPr>
+                        <m:t>−</m:t>
+                      </m:r>
+                      <m:r>
+                        <m:t>1</m:t>
+                      </m:r>
+                      <m:r>
+                        <m:rPr>
+                          <m:sty m:val="p"/>
+                        </m:rPr>
+                        <m:t>)</m:t>
+                      </m:r>
+                      <m:r>
+                        <m:rPr>
+                          <m:sty m:val="p"/>
+                        </m:rPr>
+                        <m:t>,</m:t>
+                      </m:r>
+                      <m:r>
+                        <m:rPr>
+                          <m:sty m:val="p"/>
+                        </m:rPr>
+                        <m:t>expit</m:t>
+                      </m:r>
+                      <m:r>
+                        <m:rPr>
+                          <m:sty m:val="p"/>
+                        </m:rPr>
+                        <m:t>(</m:t>
+                      </m:r>
+                      <m:r>
+                        <m:t>0</m:t>
+                      </m:r>
+                      <m:r>
+                        <m:rPr>
+                          <m:sty m:val="p"/>
+                        </m:rPr>
+                        <m:t>)</m:t>
+                      </m:r>
+                      <m:r>
+                        <m:rPr>
+                          <m:sty m:val="p"/>
+                        </m:rPr>
+                        <m:t>,</m:t>
+                      </m:r>
+                      <m:r>
+                        <m:rPr>
+                          <m:sty m:val="p"/>
+                        </m:rPr>
+                        <m:t>expit</m:t>
+                      </m:r>
+                      <m:r>
+                        <m:rPr>
+                          <m:sty m:val="p"/>
+                        </m:rPr>
+                        <m:t>(</m:t>
+                      </m:r>
+                      <m:r>
+                        <m:t>2</m:t>
+                      </m:r>
+                      <m:r>
+                        <m:rPr>
+                          <m:sty m:val="p"/>
+                        </m:rPr>
+                        <m:t>)</m:t>
+                      </m:r>
+                    </m:e>
+                  </m:d>
                   <m:r>
                     <m:t>​</m:t>
                   </m:r>

--- a/pr-preview/pr-311/functions-tracked-changes.docx
+++ b/pr-preview/pr-311/functions-tracked-changes.docx
@@ -18,7 +18,7 @@
       </w:pPr>
       <w:ins w:id="2" w:author="PR Preview" w:date="2026-01-01T00:00:00Z">
         <w:r>
-          <w:t xml:space="preserve">Last modified: 2026-10-15 15:23:10 (PDT)</w:t>
+          <w:t xml:space="preserve">Last modified: 2026-10-15 18:40:39 (PDT)</w:t>
         </w:r>
       </w:ins>
     </w:p>
